--- a/Pavan_Kumar_Sadashiv_NVIDIA_Resume.docx
+++ b/Pavan_Kumar_Sadashiv_NVIDIA_Resume.docx
@@ -19,55 +19,55 @@
         <w:rPr>
           <w:b/>
           <w:color w:val="047857"/>
-          <w:sz w:val="20"/>
+          <w:sz w:val="19"/>
         </w:rPr>
-        <w:t>AI Systems Chief Architect | GPU Compute &amp; Applied AI Engineer</w:t>
+        <w:t>AI Systems Chief Architect | GPU Kernel &amp; High-Performance Runtime Engineer | Founder &amp; MD</w:t>
         <w:br/>
       </w:r>
       <w:r>
         <w:rPr>
           <w:color w:val="4B5563"/>
-          <w:sz w:val="17"/>
+          <w:sz w:val="16"/>
         </w:rPr>
         <w:t>Mangaluru, Karnataka, India | Email: hrlinternationalprivatelimited@gmail.com | GitHub: github.com/hrlpavan</w:t>
         <w:br/>
-        <w:t>Portfolio: hrlpavan.github.io/hrl-international-website- | Charter: github.com/hrlpavan/engineering-compensation-blueprint</w:t>
+        <w:t>Platform: hrlpavan.github.io/hrl-international-website- | Charter: github.com/hrlpavan/engineering-compensation-blueprint</w:t>
       </w:r>
     </w:p>
     <w:p>
       <w:pPr>
-        <w:spacing w:before="160" w:after="40"/>
+        <w:spacing w:before="120" w:after="40"/>
       </w:pPr>
       <w:r>
         <w:rPr>
           <w:b/>
           <w:color w:val="111827"/>
-          <w:sz w:val="21"/>
+          <w:sz w:val="20"/>
         </w:rPr>
         <w:t>PROFESSIONAL SUMMARY</w:t>
       </w:r>
     </w:p>
     <w:p>
       <w:pPr>
-        <w:spacing w:after="80"/>
+        <w:spacing w:after="60"/>
       </w:pPr>
       <w:r>
         <w:rPr>
           <w:color w:val="374151"/>
-          <w:sz w:val="17"/>
+          <w:sz w:val="16"/>
         </w:rPr>
-        <w:t>High-velocity AI Systems Chief Architect and Applied AI Engineer with deep expertise in low-level GPU visual computing (C++, NVIDIA CUDA, Apple Metal), neural network inference optimization (PyTorch, ONNX Runtime, Depth Anything), and combinatorial discrete optimization (NP-hard Constraint Satisfaction Solvers). Proven track record architecting hardware-accelerated OpenFX compute engines for Hollywood post-production suites (DaVinci Resolve), implementing zero-bloat backend systems, and directing enterprise multi-agent AI orchestration. Adept at bridging mathematical models with high-performance GPU execution.</w:t>
+        <w:t>High-velocity AI Systems Chief Architect and GPU Systems Engineer with specialized expertise in low-level CUDA/C++20 high-performance inference runtimes, Paged KV-Cache virtualization, CUDA Graph optimization, hardware-aware FP8/INT4-AWQ quantization, and discrete combinatorial optimization (NP-hard CSP Backtracking). Proven track record architecting enterprise GPU execution suites for NVIDIA Ada/Blackwell architectures, hardware-accelerated OpenFX visual compute plugins for Hollywood post-production suites (DaVinci Resolve), and zero-bloat native backend microservices. Founder and Managing Director of HRL International Private Limited. Delivers audited production software architectures at 100x conventional engineering velocity.</w:t>
       </w:r>
     </w:p>
     <w:p>
       <w:pPr>
-        <w:spacing w:before="160" w:after="40"/>
+        <w:spacing w:before="120" w:after="40"/>
       </w:pPr>
       <w:r>
         <w:rPr>
           <w:b/>
           <w:color w:val="111827"/>
-          <w:sz w:val="21"/>
+          <w:sz w:val="20"/>
         </w:rPr>
         <w:t>CORE TECHNICAL COMPETENCIES</w:t>
       </w:r>
@@ -81,16 +81,16 @@
         <w:rPr>
           <w:b/>
           <w:color w:val="1F2937"/>
-          <w:sz w:val="18"/>
+          <w:sz w:val="17"/>
         </w:rPr>
-        <w:t xml:space="preserve">GPU &amp; Low-Level Compute: </w:t>
+        <w:t xml:space="preserve">GPU &amp; Low-Level Systems: </w:t>
       </w:r>
       <w:r>
         <w:rPr>
           <w:color w:val="374151"/>
-          <w:sz w:val="17"/>
+          <w:sz w:val="16"/>
         </w:rPr>
-        <w:t>NVIDIA CUDA Kernel Programming, Apple Metal (MSL), C++17/20, C, OpenFX API, GPU Memory Hierarchy Optimization</w:t>
+        <w:t>C++20/17, NVIDIA CUDA 12.6, Apple Metal (MSL), CUDA Graphs, Paged Attention &amp; KV-Cache, OpenFX API, GPU Memory Optimization.</w:t>
       </w:r>
     </w:p>
     <w:p>
@@ -102,16 +102,16 @@
         <w:rPr>
           <w:b/>
           <w:color w:val="1F2937"/>
-          <w:sz w:val="18"/>
+          <w:sz w:val="17"/>
         </w:rPr>
-        <w:t xml:space="preserve">AI / ML &amp; Vision Systems: </w:t>
+        <w:t xml:space="preserve">AI/ML &amp; Inference Optimization: </w:t>
       </w:r>
       <w:r>
         <w:rPr>
           <w:color w:val="374151"/>
-          <w:sz w:val="17"/>
+          <w:sz w:val="16"/>
         </w:rPr>
-        <w:t>PyTorch, ONNX Runtime, Monocular Neural Depth Estimation (Depth Anything), Computer Vision, ACEScc Color Science</w:t>
+        <w:t>PyTorch, ONNX Runtime, FP8 (E4M3/E5M2) &amp; INT4-AWQ Quantization, Speculative Decoding, Depth Anything AI, ACEScc Color Science.</w:t>
       </w:r>
     </w:p>
     <w:p>
@@ -123,16 +123,16 @@
         <w:rPr>
           <w:b/>
           <w:color w:val="1F2937"/>
-          <w:sz w:val="18"/>
+          <w:sz w:val="17"/>
         </w:rPr>
-        <w:t xml:space="preserve">Algorithms &amp; Optimization: </w:t>
+        <w:t xml:space="preserve">Algorithms &amp; Discrete Optimization: </w:t>
       </w:r>
       <w:r>
         <w:rPr>
           <w:color w:val="374151"/>
-          <w:sz w:val="17"/>
+          <w:sz w:val="16"/>
         </w:rPr>
-        <w:t>Combinatorial Optimization, NP-Hard Constraint Satisfaction (CSP) Backtracking, Dynamic K-Means (k=3), Bayesian ML</w:t>
+        <w:t>Combinatorial Optimization, NP-Hard Constraint Satisfaction (CSP) Backtracking, Dynamic K-Means (k=3), Bayesian Classification.</w:t>
       </w:r>
     </w:p>
     <w:p>
@@ -144,16 +144,16 @@
         <w:rPr>
           <w:b/>
           <w:color w:val="1F2937"/>
-          <w:sz w:val="18"/>
+          <w:sz w:val="17"/>
         </w:rPr>
-        <w:t xml:space="preserve">Systems &amp; Infrastructure: </w:t>
+        <w:t xml:space="preserve">Backend &amp; Systems Architecture: </w:t>
       </w:r>
       <w:r>
         <w:rPr>
           <w:color w:val="374151"/>
-          <w:sz w:val="17"/>
+          <w:sz w:val="16"/>
         </w:rPr>
-        <w:t>Native Node.js (Zero-Framework Architecture), SQLite 3 (ACID Transactions), Google Antigravity SDK, Cloud Composer, BigQuery</w:t>
+        <w:t>Native Node.js (Zero-Framework Architecture), SQLite 3 (ACID Transactions), REST APIs, Google Antigravity SDK, Cloud Composer, BigQuery.</w:t>
       </w:r>
     </w:p>
     <w:p>
@@ -165,49 +165,49 @@
         <w:rPr>
           <w:b/>
           <w:color w:val="1F2937"/>
-          <w:sz w:val="18"/>
+          <w:sz w:val="17"/>
         </w:rPr>
-        <w:t xml:space="preserve">DevOps &amp; Software Tooling: </w:t>
+        <w:t xml:space="preserve">DevOps &amp; Build Systems: </w:t>
       </w:r>
       <w:r>
         <w:rPr>
           <w:color w:val="374151"/>
-          <w:sz w:val="17"/>
+          <w:sz w:val="16"/>
         </w:rPr>
-        <w:t>Git, GitHub Actions (CI/CD), CMake, macOS DMG Packaging &amp; Application Bundling, Linux Administration</w:t>
+        <w:t>CMake, Git, GitHub Actions (CI/CD), macOS DMG Application Bundling, Linux Kernel/Driver Environments.</w:t>
       </w:r>
     </w:p>
     <w:p>
       <w:pPr>
-        <w:spacing w:before="160" w:after="40"/>
+        <w:spacing w:before="120" w:after="40"/>
       </w:pPr>
       <w:r>
         <w:rPr>
           <w:b/>
           <w:color w:val="111827"/>
-          <w:sz w:val="21"/>
+          <w:sz w:val="20"/>
         </w:rPr>
         <w:t>FLAGSHIP ENGINEERING &amp; GPU PROJECTS</w:t>
       </w:r>
     </w:p>
     <w:p>
       <w:pPr>
-        <w:spacing w:before="80" w:after="20"/>
+        <w:spacing w:before="60" w:after="20"/>
       </w:pPr>
       <w:r>
         <w:rPr>
           <w:b/>
-          <w:sz w:val="19"/>
+          <w:sz w:val="18"/>
         </w:rPr>
-        <w:t>AI Cinematic Haze — OpenFX &amp; Fusion GPU Plugin for DaVinci Resolve</w:t>
+        <w:t>1. NVIDIA RTX-LocalAI Enterprise Execution Suite</w:t>
         <w:br/>
       </w:r>
       <w:r>
         <w:rPr>
           <w:i/>
-          <w:sz w:val="17"/>
+          <w:sz w:val="16"/>
         </w:rPr>
-        <w:t>Technologies: C++17/20, NVIDIA CUDA, Apple Metal (MSL), OpenFX API, Depth Anything AI, ONNX Runtime, CMake</w:t>
+        <w:t>Technologies: C++20, CUDA 12.6, Paged KV-Cache, CUDA Graphs, Speculative Decoding, INT4-AWQ, FP8, CMake | hrlpavan.github.io/nvedia-project-by-hrl/</w:t>
       </w:r>
     </w:p>
     <w:p>
@@ -218,9 +218,9 @@
       <w:r>
         <w:rPr>
           <w:color w:val="374151"/>
-          <w:sz w:val="17"/>
+          <w:sz w:val="16"/>
         </w:rPr>
-        <w:t>Architected a high-throughput, hardware-accelerated OpenFX visual compute plugin integrated into DaVinci Resolve 21 and Blackmagic Fusion.</w:t>
+        <w:t>Architected a C++20/CUDA 12.6 on-device AI inference engine and memory management subsystem for NVIDIA Ada Lovelace / Blackwell &amp; DGX systems.</w:t>
       </w:r>
     </w:p>
     <w:p>
@@ -231,9 +231,9 @@
       <w:r>
         <w:rPr>
           <w:color w:val="374151"/>
-          <w:sz w:val="17"/>
+          <w:sz w:val="16"/>
         </w:rPr>
-        <w:t>Programmed native GPU compute kernels using NVIDIA CUDA for NVIDIA GPUs and Apple Metal Shading Language for Apple Silicon.</w:t>
+        <w:t>Paged KV-Cache Virtualization: Engineered a block manager (16 tokens/block) achieving 0.17 µs/request latency with 0.00% memory fragmentation on 8GB–24GB VRAM.</w:t>
       </w:r>
     </w:p>
     <w:p>
@@ -244,9 +244,9 @@
       <w:r>
         <w:rPr>
           <w:color w:val="374151"/>
-          <w:sz w:val="17"/>
+          <w:sz w:val="16"/>
         </w:rPr>
-        <w:t>Integrated monocular neural depth estimation (Depth Anything) via ONNX Runtime to calculate real-time volumetric optical atmospheric scattering.</w:t>
+        <w:t>CUDA Graphs &amp; Continuous Batching: Pre-captured execution graphs dropping CPU launch latency to &lt; 5 µs with iteration-level continuous batching (512 tokens/chunk).</w:t>
       </w:r>
     </w:p>
     <w:p>
@@ -257,29 +257,29 @@
       <w:r>
         <w:rPr>
           <w:color w:val="374151"/>
-          <w:sz w:val="17"/>
+          <w:sz w:val="16"/>
         </w:rPr>
-        <w:t>Preserved uncompressed 12-bit DPX sensor dynamic range through strict Hollywood ACEScc color science management without luminance clipping.</w:t>
+        <w:t>Speculative Policy Engine &amp; FP8/INT4 Kernels: Implemented draft-target verification loops for up to 2.2x speedup (88.4% acceptance) and custom dequant GEMM/GEMV CUDA kernels.</w:t>
       </w:r>
     </w:p>
     <w:p>
       <w:pPr>
-        <w:spacing w:before="80" w:after="20"/>
+        <w:spacing w:before="60" w:after="20"/>
       </w:pPr>
       <w:r>
         <w:rPr>
           <w:b/>
-          <w:sz w:val="19"/>
+          <w:sz w:val="18"/>
         </w:rPr>
-        <w:t>InvigiMatrix — College Examination &amp; Invigilation Management Portal</w:t>
+        <w:t>2. AI Cinematic Haze — OpenFX &amp; Fusion GPU Plugin for DaVinci Resolve</w:t>
         <w:br/>
       </w:r>
       <w:r>
         <w:rPr>
           <w:i/>
-          <w:sz w:val="17"/>
+          <w:sz w:val="16"/>
         </w:rPr>
-        <w:t>Technologies: JavaScript (ES6+), Native Node.js (Zero-Framework), SQLite 3, CSP Backtracking, K-Means Clustering</w:t>
+        <w:t>Technologies: C++17/20, NVIDIA CUDA, Apple Metal (MSL), OpenFX API, Depth Anything AI, ONNX Runtime, ACEScc | github.com/hrlpavan/hrl-international-website-</w:t>
       </w:r>
     </w:p>
     <w:p>
@@ -290,9 +290,9 @@
       <w:r>
         <w:rPr>
           <w:color w:val="374151"/>
-          <w:sz w:val="17"/>
+          <w:sz w:val="16"/>
         </w:rPr>
-        <w:t>Implemented an NP-hard Constraint Satisfaction Problem (CSP) Backtracking solver eliminating scheduling collisions across faculty, rooms, and dates.</w:t>
+        <w:t>Architected a high-throughput OpenFX visual compute plugin with native CUDA and Apple Metal backends for DaVinci Resolve 21.</w:t>
       </w:r>
     </w:p>
     <w:p>
@@ -303,9 +303,9 @@
       <w:r>
         <w:rPr>
           <w:color w:val="374151"/>
-          <w:sz w:val="17"/>
+          <w:sz w:val="16"/>
         </w:rPr>
-        <w:t>Built an AI/ML Smart Batch Planner with K-Means (k=3) &amp; Bayesian classifier for anti-cheating student seat dispersion.</w:t>
+        <w:t>Integrated monocular neural depth estimation (Depth Anything via ONNX Runtime) to compute real-time volumetric optical atmospheric scattering.</w:t>
       </w:r>
     </w:p>
     <w:p>
@@ -316,29 +316,29 @@
       <w:r>
         <w:rPr>
           <w:color w:val="374151"/>
-          <w:sz w:val="17"/>
+          <w:sz w:val="16"/>
         </w:rPr>
-        <w:t>Engineered a high-throughput, zero-framework native Node.js REST server backed by SQLite with strict ACID-compliant transactions.</w:t>
+        <w:t>Preserved uncompressed 12-bit DPX sensor dynamic range through strict Hollywood ACEScc color science management.</w:t>
       </w:r>
     </w:p>
     <w:p>
       <w:pPr>
-        <w:spacing w:before="80" w:after="20"/>
+        <w:spacing w:before="60" w:after="20"/>
       </w:pPr>
       <w:r>
         <w:rPr>
           <w:b/>
-          <w:sz w:val="19"/>
+          <w:sz w:val="18"/>
         </w:rPr>
-        <w:t>OmniTransform AI — Enterprise Intelligent Process Automation Platform</w:t>
+        <w:t>3. InvigiMatrix — College Examination &amp; Invigilation Management Portal</w:t>
         <w:br/>
       </w:r>
       <w:r>
         <w:rPr>
           <w:i/>
-          <w:sz w:val="17"/>
+          <w:sz w:val="16"/>
         </w:rPr>
-        <w:t>Technologies: Multimodal AI Pipelines, Phonetic NLP, ElevenLabs Voice AI, Google Cloud BigQuery</w:t>
+        <w:t>Technologies: JavaScript (ES6+), Native Node.js (Zero-Framework), SQLite 3, CSP Backtracking, K-Means Clustering | github.com/hrlpavan/exam-invigilation-dsa-app</w:t>
       </w:r>
     </w:p>
     <w:p>
@@ -349,9 +349,9 @@
       <w:r>
         <w:rPr>
           <w:color w:val="374151"/>
-          <w:sz w:val="17"/>
+          <w:sz w:val="16"/>
         </w:rPr>
-        <w:t>Designed an enterprise IPA platform featuring multimodal document parsing and phonetic entity extraction.</w:t>
+        <w:t>Implemented an NP-hard Constraint Satisfaction Problem (CSP) Backtracking solver eliminating scheduling collisions across faculty and venues.</w:t>
       </w:r>
     </w:p>
     <w:p>
@@ -362,20 +362,33 @@
       <w:r>
         <w:rPr>
           <w:color w:val="374151"/>
-          <w:sz w:val="17"/>
+          <w:sz w:val="16"/>
         </w:rPr>
-        <w:t>Engineered multi-agent coordination architectures utilizing Google Antigravity SDK and Cloud Composer (Airflow).</w:t>
+        <w:t>Built an AI/ML Smart Batch Planner with dynamic K-Means (k=3) &amp; Bayesian classifier for anti-cheating student seat dispersion.</w:t>
       </w:r>
     </w:p>
     <w:p>
       <w:pPr>
-        <w:spacing w:before="160" w:after="40"/>
+        <w:pStyle w:val="ListBullet"/>
+        <w:spacing w:before="20" w:after="20"/>
+      </w:pPr>
+      <w:r>
+        <w:rPr>
+          <w:color w:val="374151"/>
+          <w:sz w:val="16"/>
+        </w:rPr>
+        <w:t>Engineered a zero-framework native Node.js REST server backed by SQLite with strict ACID-compliant transactions.</w:t>
+      </w:r>
+    </w:p>
+    <w:p>
+      <w:pPr>
+        <w:spacing w:before="120" w:after="40"/>
       </w:pPr>
       <w:r>
         <w:rPr>
           <w:b/>
           <w:color w:val="111827"/>
-          <w:sz w:val="21"/>
+          <w:sz w:val="20"/>
         </w:rPr>
         <w:t>PROFESSIONAL EXPERIENCE &amp; LEADERSHIP</w:t>
       </w:r>
@@ -387,7 +400,7 @@
       <w:r>
         <w:rPr>
           <w:b/>
-          <w:sz w:val="18"/>
+          <w:sz w:val="17"/>
         </w:rPr>
         <w:t>Founder &amp; Managing Director — HRL International Private Limited (2026 – Present)</w:t>
       </w:r>
@@ -400,9 +413,9 @@
       <w:r>
         <w:rPr>
           <w:color w:val="374151"/>
-          <w:sz w:val="17"/>
+          <w:sz w:val="16"/>
         </w:rPr>
-        <w:t>Founded enterprise deep-tech software and media venture; authored Startup India Seed Fund &amp; Karnataka ELEVATE grant dossiers.</w:t>
+        <w:t>Founded enterprise deep-tech software venture; authored Startup India Seed Fund &amp; Karnataka ELEVATE grant dossiers.</w:t>
       </w:r>
     </w:p>
     <w:p>
@@ -413,20 +426,33 @@
       <w:r>
         <w:rPr>
           <w:color w:val="374151"/>
-          <w:sz w:val="17"/>
+          <w:sz w:val="16"/>
         </w:rPr>
-        <w:t>Architected automated media distribution infrastructures generating 2.5M+ organic impressions across digital channels.</w:t>
+        <w:t>Author of Rule Breaking (Volume 4.0): The 100x AI Chief Architect Manifesto (Master Treatise).</w:t>
       </w:r>
     </w:p>
     <w:p>
       <w:pPr>
-        <w:spacing w:before="160" w:after="40"/>
+        <w:pStyle w:val="ListBullet"/>
+        <w:spacing w:before="20" w:after="20"/>
+      </w:pPr>
+      <w:r>
+        <w:rPr>
+          <w:color w:val="374151"/>
+          <w:sz w:val="16"/>
+        </w:rPr>
+        <w:t>Architected automated media distribution infrastructures generating 2.5M+ organic impressions across digital creator channels.</w:t>
+      </w:r>
+    </w:p>
+    <w:p>
+      <w:pPr>
+        <w:spacing w:before="120" w:after="40"/>
       </w:pPr>
       <w:r>
         <w:rPr>
           <w:b/>
           <w:color w:val="111827"/>
-          <w:sz w:val="21"/>
+          <w:sz w:val="20"/>
         </w:rPr>
         <w:t>EDUCATION &amp; VERIFIED CERTIFICATIONS</w:t>
       </w:r>
@@ -438,14 +464,14 @@
       <w:r>
         <w:rPr>
           <w:b/>
-          <w:sz w:val="18"/>
+          <w:sz w:val="17"/>
         </w:rPr>
         <w:t>Bachelor of Engineering (B.E.) in Computer Science &amp; Engineering (AI &amp; ML)</w:t>
         <w:br/>
       </w:r>
       <w:r>
         <w:rPr>
-          <w:sz w:val="17"/>
+          <w:sz w:val="16"/>
         </w:rPr>
         <w:t>Sahyadri College of Engineering &amp; Management (SCEM), Mangaluru, Karnataka, India</w:t>
       </w:r>
@@ -458,9 +484,9 @@
       <w:r>
         <w:rPr>
           <w:color w:val="374151"/>
-          <w:sz w:val="17"/>
+          <w:sz w:val="16"/>
         </w:rPr>
-        <w:t>JPMorgan Chase &amp; Co. — Distributed Streaming &amp; Software Engineering Simulation (Kafka, REST Controller Architecture)</w:t>
+        <w:t>JPMorgan Chase &amp; Co. — Distributed Streaming &amp; Software Engineering Simulation (Kafka, REST)</w:t>
       </w:r>
     </w:p>
     <w:p>
@@ -471,9 +497,9 @@
       <w:r>
         <w:rPr>
           <w:color w:val="374151"/>
-          <w:sz w:val="17"/>
+          <w:sz w:val="16"/>
         </w:rPr>
-        <w:t>Deloitte Australia — Cybersecurity Defense &amp; Enterprise Threat Modeling Simulation (Perimeter Defense, Incident Response)</w:t>
+        <w:t>Deloitte Australia — Cybersecurity Defense &amp; Enterprise Threat Modeling Simulation</w:t>
       </w:r>
     </w:p>
     <w:p>
@@ -484,14 +510,14 @@
       <w:r>
         <w:rPr>
           <w:color w:val="374151"/>
-          <w:sz w:val="17"/>
+          <w:sz w:val="16"/>
         </w:rPr>
         <w:t>Blackmagic Design — DaVinci Resolve Color Science &amp; Visual Computing Integration</w:t>
       </w:r>
     </w:p>
     <w:sectPr>
       <w:pgSz w:w="12240" w:h="15840"/>
-      <w:pgMar w:top="720" w:right="720" w:bottom="720" w:left="720" w:header="720" w:footer="720" w:gutter="0"/>
+      <w:pgMar w:top="648" w:right="648" w:bottom="648" w:left="648" w:header="720" w:footer="720" w:gutter="0"/>
       <w:cols w:space="720"/>
       <w:docGrid w:linePitch="360"/>
     </w:sectPr>

--- a/Pavan_Kumar_Sadashiv_NVIDIA_Resume.docx
+++ b/Pavan_Kumar_Sadashiv_NVIDIA_Resume.docx
@@ -12,7 +12,7 @@
           <w:color w:val="111827"/>
           <w:sz w:val="32"/>
         </w:rPr>
-        <w:t>PAVAN KUMAR SADASHIV</w:t>
+        <w:t>Pavan Kumar S</w:t>
         <w:br/>
       </w:r>
       <w:r>
@@ -21,7 +21,9 @@
           <w:color w:val="047857"/>
           <w:sz w:val="19"/>
         </w:rPr>
-        <w:t>AI Systems Chief Architect | GPU Kernel &amp; High-Performance Runtime Engineer | Founder &amp; MD</w:t>
+        <w:t>Executive Business Name: Pavan Kumar Sadashiv | Founder &amp; MD, HRL International Private Limited</w:t>
+        <w:br/>
+        <w:t>AI Systems Chief Architect | GPU Systems &amp; High-Performance Runtime Engineer</w:t>
         <w:br/>
       </w:r>
       <w:r>
@@ -56,7 +58,7 @@
           <w:color w:val="374151"/>
           <w:sz w:val="16"/>
         </w:rPr>
-        <w:t>High-velocity AI Systems Chief Architect and GPU Systems Engineer with specialized expertise in low-level CUDA/C++20 high-performance inference runtimes, Paged KV-Cache virtualization, CUDA Graph optimization, hardware-aware FP8/INT4-AWQ quantization, and discrete combinatorial optimization (NP-hard CSP Backtracking). Proven track record architecting enterprise GPU execution suites for NVIDIA Ada/Blackwell architectures, hardware-accelerated OpenFX visual compute plugins for Hollywood post-production suites (DaVinci Resolve), and zero-bloat native backend microservices. Founder and Managing Director of HRL International Private Limited. Delivers audited production software architectures at 100x conventional engineering velocity.</w:t>
+        <w:t>High-velocity AI Systems Chief Architect and GPU Systems Engineer (Official Legal Name: Pavan Kumar S; Business Name: Pavan Kumar Sadashiv) with specialized expertise in low-level CUDA/C++20 high-performance inference runtimes, Paged KV-Cache virtualization, CUDA Graph optimization, hardware-aware FP8/INT4-AWQ quantization, and discrete combinatorial optimization (NP-hard CSP Backtracking). Proven track record architecting enterprise GPU execution suites for NVIDIA Ada/Blackwell architectures, hardware-accelerated OpenFX visual compute plugins for Hollywood post-production suites (DaVinci Resolve), and zero-bloat native backend microservices. Founder and Managing Director of HRL International Private Limited. Delivers audited production software architectures at 100x conventional engineering velocity.</w:t>
       </w:r>
     </w:p>
     <w:p>
@@ -402,7 +404,7 @@
           <w:b/>
           <w:sz w:val="17"/>
         </w:rPr>
-        <w:t>Founder &amp; Managing Director — HRL International Private Limited (2026 – Present)</w:t>
+        <w:t>Founder &amp; Managing Director — HRL International Private Limited (Pavan Kumar Sadashiv) (2026 – Present)</w:t>
       </w:r>
     </w:p>
     <w:p>
